--- a/documento.docx
+++ b/documento.docx
@@ -4994,6 +4994,92 @@
           <w:u w:val="single"/>
         </w:rPr>
       </w:pPr>
+      <w:r>
+        <w:rPr>
+          <w:rFonts w:cs="Times New Roman"/>
+          <w:szCs w:val="24"/>
+          <w:u w:val="single"/>
+        </w:rPr>
+        <w:fldChar w:fldCharType="begin"/>
+      </w:r>
+      <w:r>
+        <w:rPr>
+          <w:rFonts w:cs="Times New Roman"/>
+          <w:szCs w:val="24"/>
+          <w:u w:val="single"/>
+        </w:rPr>
+        <w:instrText xml:space="preserve"> TOC \h \z \c "Figure" </w:instrText>
+      </w:r>
+      <w:r>
+        <w:rPr>
+          <w:rFonts w:cs="Times New Roman"/>
+          <w:szCs w:val="24"/>
+          <w:u w:val="single"/>
+        </w:rPr>
+        <w:fldChar w:fldCharType="separate"/>
+      </w:r>
+      <w:r>
+        <w:rPr>
+          <w:rFonts w:cs="Times New Roman"/>
+          <w:b/>
+          <w:bCs/>
+          <w:noProof/>
+          <w:szCs w:val="24"/>
+          <w:u w:val="single"/>
+        </w:rPr>
+        <w:t>No table of figures entries found.</w:t>
+      </w:r>
+      <w:r>
+        <w:rPr>
+          <w:rFonts w:cs="Times New Roman"/>
+          <w:szCs w:val="24"/>
+          <w:u w:val="single"/>
+        </w:rPr>
+        <w:fldChar w:fldCharType="end"/>
+      </w:r>
+      <w:r>
+        <w:rPr>
+          <w:rFonts w:cs="Times New Roman"/>
+          <w:szCs w:val="24"/>
+          <w:u w:val="single"/>
+        </w:rPr>
+        <w:t xml:space="preserve"> </w:t>
+      </w:r>
+    </w:p>
+    <w:p>
+      <w:pPr>
+        <w:rPr>
+          <w:rFonts w:cs="Times New Roman"/>
+          <w:szCs w:val="24"/>
+          <w:u w:val="single"/>
+        </w:rPr>
+      </w:pPr>
+      <w:r>
+        <w:rPr>
+          <w:rFonts w:cs="Times New Roman"/>
+          <w:szCs w:val="24"/>
+          <w:u w:val="single"/>
+        </w:rPr>
+        <w:t xml:space="preserve">(pendiente </w:t>
+      </w:r>
+      <w:proofErr w:type="spellStart"/>
+      <w:r>
+        <w:rPr>
+          <w:rFonts w:cs="Times New Roman"/>
+          <w:szCs w:val="24"/>
+          <w:u w:val="single"/>
+        </w:rPr>
+        <w:t>Tablas</w:t>
+      </w:r>
+      <w:proofErr w:type="spellEnd"/>
+      <w:r>
+        <w:rPr>
+          <w:rFonts w:cs="Times New Roman"/>
+          <w:szCs w:val="24"/>
+          <w:u w:val="single"/>
+        </w:rPr>
+        <w:t>….)</w:t>
+      </w:r>
     </w:p>
     <w:p>
       <w:pPr>

--- a/documento.docx
+++ b/documento.docx
@@ -4988,19 +4988,29 @@
     </w:p>
     <w:p>
       <w:pPr>
+        <w:pStyle w:val="TableofFigures"/>
+        <w:tabs>
+          <w:tab w:val="right" w:leader="dot" w:pos="9350"/>
+        </w:tabs>
+        <w:rPr>
+          <w:noProof/>
+        </w:rPr>
+      </w:pPr>
+      <w:r>
         <w:rPr>
           <w:rFonts w:cs="Times New Roman"/>
           <w:szCs w:val="24"/>
           <w:u w:val="single"/>
         </w:rPr>
-      </w:pPr>
+        <w:fldChar w:fldCharType="begin"/>
+      </w:r>
       <w:r>
         <w:rPr>
           <w:rFonts w:cs="Times New Roman"/>
           <w:szCs w:val="24"/>
           <w:u w:val="single"/>
         </w:rPr>
-        <w:fldChar w:fldCharType="begin"/>
+        <w:instrText xml:space="preserve"> TOC \h \z \c "Tabla" </w:instrText>
       </w:r>
       <w:r>
         <w:rPr>
@@ -5008,26 +5018,81 @@
           <w:szCs w:val="24"/>
           <w:u w:val="single"/>
         </w:rPr>
-        <w:instrText xml:space="preserve"> TOC \h \z \c "Figure" </w:instrText>
-      </w:r>
-      <w:r>
+        <w:fldChar w:fldCharType="separate"/>
+      </w:r>
+      <w:hyperlink w:anchor="_Toc244162913" w:history="1">
+        <w:r>
+          <w:rPr>
+            <w:rStyle w:val="Hyperlink"/>
+            <w:noProof/>
+          </w:rPr>
+          <w:t>Tabla 1. Pendiente</w:t>
+        </w:r>
+        <w:r>
+          <w:rPr>
+            <w:noProof/>
+            <w:webHidden/>
+          </w:rPr>
+          <w:tab/>
+        </w:r>
+        <w:r>
+          <w:rPr>
+            <w:noProof/>
+            <w:webHidden/>
+          </w:rPr>
+          <w:fldChar w:fldCharType="begin"/>
+        </w:r>
+        <w:r>
+          <w:rPr>
+            <w:noProof/>
+            <w:webHidden/>
+          </w:rPr>
+          <w:instrText xml:space="preserve"> PAGEREF _Toc244162913 \h </w:instrText>
+        </w:r>
+        <w:r>
+          <w:rPr>
+            <w:noProof/>
+            <w:webHidden/>
+          </w:rPr>
+        </w:r>
+        <w:r>
+          <w:rPr>
+            <w:noProof/>
+            <w:webHidden/>
+          </w:rPr>
+          <w:fldChar w:fldCharType="separate"/>
+        </w:r>
+        <w:r>
+          <w:rPr>
+            <w:noProof/>
+            <w:webHidden/>
+          </w:rPr>
+          <w:t>23</w:t>
+        </w:r>
+        <w:r>
+          <w:rPr>
+            <w:noProof/>
+            <w:webHidden/>
+          </w:rPr>
+          <w:fldChar w:fldCharType="end"/>
+        </w:r>
+      </w:hyperlink>
+    </w:p>
+    <w:p>
+      <w:pPr>
         <w:rPr>
           <w:rFonts w:cs="Times New Roman"/>
           <w:szCs w:val="24"/>
           <w:u w:val="single"/>
         </w:rPr>
-        <w:fldChar w:fldCharType="separate"/>
-      </w:r>
-      <w:r>
-        <w:rPr>
-          <w:rFonts w:cs="Times New Roman"/>
-          <w:b/>
-          <w:bCs/>
-          <w:noProof/>
+      </w:pPr>
+      <w:r>
+        <w:rPr>
+          <w:rFonts w:cs="Times New Roman"/>
           <w:szCs w:val="24"/>
           <w:u w:val="single"/>
         </w:rPr>
-        <w:t>No table of figures entries found.</w:t>
+        <w:fldChar w:fldCharType="end"/>
       </w:r>
       <w:r>
         <w:rPr>
@@ -5035,68 +5100,27 @@
           <w:szCs w:val="24"/>
           <w:u w:val="single"/>
         </w:rPr>
-        <w:fldChar w:fldCharType="end"/>
-      </w:r>
-      <w:r>
+        <w:t xml:space="preserve"> </w:t>
+      </w:r>
+    </w:p>
+    <w:p>
+      <w:pPr>
         <w:rPr>
           <w:rFonts w:cs="Times New Roman"/>
           <w:szCs w:val="24"/>
           <w:u w:val="single"/>
-        </w:rPr>
-        <w:t xml:space="preserve"> </w:t>
-      </w:r>
-    </w:p>
-    <w:p>
-      <w:pPr>
+          <w:lang w:val="es-HN"/>
+        </w:rPr>
+      </w:pPr>
+    </w:p>
+    <w:p>
+      <w:pPr>
+        <w:ind w:firstLine="0"/>
         <w:rPr>
           <w:rFonts w:cs="Times New Roman"/>
           <w:szCs w:val="24"/>
           <w:u w:val="single"/>
-        </w:rPr>
-      </w:pPr>
-      <w:r>
-        <w:rPr>
-          <w:rFonts w:cs="Times New Roman"/>
-          <w:szCs w:val="24"/>
-          <w:u w:val="single"/>
-        </w:rPr>
-        <w:t xml:space="preserve">(pendiente </w:t>
-      </w:r>
-      <w:proofErr w:type="spellStart"/>
-      <w:r>
-        <w:rPr>
-          <w:rFonts w:cs="Times New Roman"/>
-          <w:szCs w:val="24"/>
-          <w:u w:val="single"/>
-        </w:rPr>
-        <w:t>Tablas</w:t>
-      </w:r>
-      <w:proofErr w:type="spellEnd"/>
-      <w:r>
-        <w:rPr>
-          <w:rFonts w:cs="Times New Roman"/>
-          <w:szCs w:val="24"/>
-          <w:u w:val="single"/>
-        </w:rPr>
-        <w:t>….)</w:t>
-      </w:r>
-    </w:p>
-    <w:p>
-      <w:pPr>
-        <w:rPr>
-          <w:rFonts w:cs="Times New Roman"/>
-          <w:szCs w:val="24"/>
-          <w:u w:val="single"/>
-        </w:rPr>
-      </w:pPr>
-    </w:p>
-    <w:p>
-      <w:pPr>
-        <w:ind w:firstLine="0"/>
-        <w:rPr>
-          <w:rFonts w:cs="Times New Roman"/>
-          <w:szCs w:val="24"/>
-          <w:u w:val="single"/>
+          <w:lang w:val="es-HN"/>
         </w:rPr>
       </w:pPr>
     </w:p>
@@ -6606,6 +6630,138 @@
     </w:p>
     <w:p>
       <w:pPr>
+        <w:rPr>
+          <w:lang w:val="es-US"/>
+        </w:rPr>
+      </w:pPr>
+    </w:p>
+    <w:p>
+      <w:pPr>
+        <w:pStyle w:val="Caption"/>
+        <w:keepNext/>
+      </w:pPr>
+      <w:bookmarkStart w:id="12" w:name="_Toc244162913"/>
+      <w:proofErr w:type="spellStart"/>
+      <w:r>
+        <w:t>Tabla</w:t>
+      </w:r>
+      <w:proofErr w:type="spellEnd"/>
+      <w:r>
+        <w:t xml:space="preserve"> </w:t>
+      </w:r>
+      <w:r>
+        <w:fldChar w:fldCharType="begin"/>
+      </w:r>
+      <w:r>
+        <w:instrText xml:space="preserve"> SEQ Tabla \* ARABIC </w:instrText>
+      </w:r>
+      <w:r>
+        <w:fldChar w:fldCharType="separate"/>
+      </w:r>
+      <w:r>
+        <w:rPr>
+          <w:noProof/>
+        </w:rPr>
+        <w:t>1</w:t>
+      </w:r>
+      <w:r>
+        <w:fldChar w:fldCharType="end"/>
+      </w:r>
+      <w:r>
+        <w:t xml:space="preserve">. </w:t>
+      </w:r>
+      <w:proofErr w:type="spellStart"/>
+      <w:r>
+        <w:t>Pendiente</w:t>
+      </w:r>
+      <w:bookmarkEnd w:id="12"/>
+      <w:proofErr w:type="spellEnd"/>
+    </w:p>
+    <w:tbl>
+      <w:tblPr>
+        <w:tblStyle w:val="TableGrid"/>
+        <w:tblW w:w="0" w:type="auto"/>
+        <w:tblLook w:val="04A0" w:firstRow="1" w:lastRow="0" w:firstColumn="1" w:lastColumn="0" w:noHBand="0" w:noVBand="1"/>
+        <w:tblCaption w:val="Tabla 1. Pendiente"/>
+      </w:tblPr>
+      <w:tblGrid>
+        <w:gridCol w:w="3116"/>
+        <w:gridCol w:w="3117"/>
+        <w:gridCol w:w="3117"/>
+      </w:tblGrid>
+      <w:tr>
+        <w:tc>
+          <w:tcPr>
+            <w:tcW w:w="3116" w:type="dxa"/>
+          </w:tcPr>
+          <w:p>
+            <w:pPr>
+              <w:pStyle w:val="Heading1"/>
+              <w:ind w:firstLine="0"/>
+            </w:pPr>
+          </w:p>
+        </w:tc>
+        <w:tc>
+          <w:tcPr>
+            <w:tcW w:w="3117" w:type="dxa"/>
+          </w:tcPr>
+          <w:p>
+            <w:pPr>
+              <w:pStyle w:val="Heading1"/>
+              <w:ind w:firstLine="0"/>
+            </w:pPr>
+          </w:p>
+        </w:tc>
+        <w:tc>
+          <w:tcPr>
+            <w:tcW w:w="3117" w:type="dxa"/>
+          </w:tcPr>
+          <w:p>
+            <w:pPr>
+              <w:pStyle w:val="Heading1"/>
+              <w:ind w:firstLine="0"/>
+            </w:pPr>
+          </w:p>
+        </w:tc>
+      </w:tr>
+      <w:tr>
+        <w:tc>
+          <w:tcPr>
+            <w:tcW w:w="3116" w:type="dxa"/>
+          </w:tcPr>
+          <w:p>
+            <w:pPr>
+              <w:pStyle w:val="Heading1"/>
+              <w:ind w:firstLine="0"/>
+            </w:pPr>
+          </w:p>
+        </w:tc>
+        <w:tc>
+          <w:tcPr>
+            <w:tcW w:w="3117" w:type="dxa"/>
+          </w:tcPr>
+          <w:p>
+            <w:pPr>
+              <w:pStyle w:val="Heading1"/>
+              <w:ind w:firstLine="0"/>
+            </w:pPr>
+          </w:p>
+        </w:tc>
+        <w:tc>
+          <w:tcPr>
+            <w:tcW w:w="3117" w:type="dxa"/>
+          </w:tcPr>
+          <w:p>
+            <w:pPr>
+              <w:pStyle w:val="Heading1"/>
+              <w:ind w:firstLine="0"/>
+            </w:pPr>
+          </w:p>
+        </w:tc>
+      </w:tr>
+    </w:tbl>
+    <w:p>
+      <w:pPr>
         <w:pStyle w:val="Heading1"/>
       </w:pPr>
     </w:p>
@@ -6665,11 +6821,10 @@
         <w:pStyle w:val="Heading1"/>
       </w:pPr>
       <w:r>
-        <w:lastRenderedPageBreak/>
         <w:br/>
       </w:r>
     </w:p>
-    <w:bookmarkStart w:id="12" w:name="_Toc244117320" w:displacedByCustomXml="next"/>
+    <w:bookmarkStart w:id="13" w:name="_Toc244117320" w:displacedByCustomXml="next"/>
     <w:sdt>
       <w:sdtPr>
         <w:rPr>
@@ -6703,7 +6858,7 @@
             </w:rPr>
             <w:t>Bibliografia</w:t>
           </w:r>
-          <w:bookmarkEnd w:id="12"/>
+          <w:bookmarkEnd w:id="13"/>
         </w:p>
         <w:sdt>
           <w:sdtPr>
@@ -6880,6 +7035,7 @@
                 </w:rPr>
               </w:pPr>
               <w:r>
+                <w:lastRenderedPageBreak/>
                 <w:t xml:space="preserve">Datto. (s. f.). Professional service automation (PSA) archives. </w:t>
               </w:r>
               <w:r>
@@ -8333,6 +8489,52 @@
     <w:unhideWhenUsed/>
     <w:rsid w:val="00530FD7"/>
   </w:style>
+  <w:style w:type="table" w:styleId="TableGrid">
+    <w:name w:val="Table Grid"/>
+    <w:basedOn w:val="TableNormal"/>
+    <w:uiPriority w:val="39"/>
+    <w:rsid w:val="00C50F97"/>
+    <w:pPr>
+      <w:spacing w:after="0" w:line="240" w:lineRule="auto"/>
+    </w:pPr>
+    <w:tblPr>
+      <w:tblBorders>
+        <w:top w:val="single" w:sz="4" w:space="0" w:color="auto"/>
+        <w:left w:val="single" w:sz="4" w:space="0" w:color="auto"/>
+        <w:bottom w:val="single" w:sz="4" w:space="0" w:color="auto"/>
+        <w:right w:val="single" w:sz="4" w:space="0" w:color="auto"/>
+        <w:insideH w:val="single" w:sz="4" w:space="0" w:color="auto"/>
+        <w:insideV w:val="single" w:sz="4" w:space="0" w:color="auto"/>
+      </w:tblBorders>
+    </w:tblPr>
+  </w:style>
+  <w:style w:type="paragraph" w:styleId="Caption">
+    <w:name w:val="caption"/>
+    <w:basedOn w:val="Normal"/>
+    <w:next w:val="Normal"/>
+    <w:uiPriority w:val="35"/>
+    <w:unhideWhenUsed/>
+    <w:qFormat/>
+    <w:rsid w:val="00C50F97"/>
+    <w:pPr>
+      <w:spacing w:after="200" w:line="240" w:lineRule="auto"/>
+    </w:pPr>
+    <w:rPr>
+      <w:i/>
+      <w:iCs/>
+      <w:color w:val="0E2841" w:themeColor="text2"/>
+      <w:sz w:val="18"/>
+      <w:szCs w:val="18"/>
+    </w:rPr>
+  </w:style>
+  <w:style w:type="paragraph" w:styleId="TableofFigures">
+    <w:name w:val="table of figures"/>
+    <w:basedOn w:val="Normal"/>
+    <w:next w:val="Normal"/>
+    <w:uiPriority w:val="99"/>
+    <w:unhideWhenUsed/>
+    <w:rsid w:val="00C50F97"/>
+  </w:style>
 </w:styles>
 </file>
 

--- a/documento.docx
+++ b/documento.docx
@@ -169,7 +169,29 @@
           <w:szCs w:val="32"/>
           <w:lang w:val="es-HN"/>
         </w:rPr>
-        <w:t>TABLERO DE OPERACIONES DE TICKETS Y MOTOR DE TRAGE DEL NSOC</w:t>
+        <w:t xml:space="preserve">TABLERO DE OPERACIONES DE </w:t>
+      </w:r>
+      <w:proofErr w:type="gramStart"/>
+      <w:r>
+        <w:rPr>
+          <w:rFonts w:cs="Times New Roman"/>
+          <w:b/>
+          <w:sz w:val="32"/>
+          <w:szCs w:val="32"/>
+          <w:lang w:val="es-HN"/>
+        </w:rPr>
+        <w:t>TICKETS</w:t>
+      </w:r>
+      <w:proofErr w:type="gramEnd"/>
+      <w:r>
+        <w:rPr>
+          <w:rFonts w:cs="Times New Roman"/>
+          <w:b/>
+          <w:sz w:val="32"/>
+          <w:szCs w:val="32"/>
+          <w:lang w:val="es-HN"/>
+        </w:rPr>
+        <w:t xml:space="preserve"> Y MOTOR DE TRAGE DEL NSOC</w:t>
       </w:r>
     </w:p>
     <w:bookmarkEnd w:id="0"/>
@@ -715,7 +737,27 @@
           <w:lang w:val="es-HN"/>
         </w:rPr>
         <w:lastRenderedPageBreak/>
-        <w:t>TABLERO DE OPERACIONES DE TICKETS Y MOTOR DE TRIAGE DEL NSOC</w:t>
+        <w:t xml:space="preserve">TABLERO DE OPERACIONES DE </w:t>
+      </w:r>
+      <w:proofErr w:type="gramStart"/>
+      <w:r>
+        <w:rPr>
+          <w:b/>
+          <w:sz w:val="32"/>
+          <w:szCs w:val="32"/>
+          <w:lang w:val="es-HN"/>
+        </w:rPr>
+        <w:t>TICKETS</w:t>
+      </w:r>
+      <w:proofErr w:type="gramEnd"/>
+      <w:r>
+        <w:rPr>
+          <w:b/>
+          <w:sz w:val="32"/>
+          <w:szCs w:val="32"/>
+          <w:lang w:val="es-HN"/>
+        </w:rPr>
+        <w:t xml:space="preserve"> Y MOTOR DE TRIAGE DEL NSOC</w:t>
       </w:r>
     </w:p>
     <w:p>
@@ -1230,7 +1272,7 @@
           <w:bCs/>
         </w:rPr>
       </w:pPr>
-      <w:bookmarkStart w:id="1" w:name="_Toc244117309"/>
+      <w:bookmarkStart w:id="1" w:name="_Toc244163888"/>
       <w:r>
         <w:rPr>
           <w:b/>
@@ -1638,7 +1680,29 @@
           <w:szCs w:val="24"/>
           <w:lang w:val="es-US"/>
         </w:rPr>
-        <w:t>(pendiente cambiar…. )</w:t>
+        <w:t xml:space="preserve">(pendiente </w:t>
+      </w:r>
+      <w:proofErr w:type="gramStart"/>
+      <w:r>
+        <w:rPr>
+          <w:rFonts w:cs="Times New Roman"/>
+          <w:b/>
+          <w:bCs/>
+          <w:szCs w:val="24"/>
+          <w:lang w:val="es-US"/>
+        </w:rPr>
+        <w:t>cambiar….</w:t>
+      </w:r>
+      <w:proofErr w:type="gramEnd"/>
+      <w:r>
+        <w:rPr>
+          <w:rFonts w:cs="Times New Roman"/>
+          <w:b/>
+          <w:bCs/>
+          <w:szCs w:val="24"/>
+          <w:lang w:val="es-US"/>
+        </w:rPr>
+        <w:t xml:space="preserve"> )</w:t>
       </w:r>
     </w:p>
     <w:p>
@@ -1829,7 +1893,25 @@
           <w:szCs w:val="24"/>
           <w:lang w:val="es-HN"/>
         </w:rPr>
-        <w:t>Los abajo firmantes damos fe, en nuestra posición de miembro de Terna, Asesor y/o Jefe Académico y en el marco de nuestras responsabilidades adquiridas, que el presente documento cumple con los lineamientos exigidos por la Facultad de Ingeniería y Arquitectura y los requerimientos académicos que la Universidad dispone dentro de los procesos de graduación.</w:t>
+        <w:t xml:space="preserve">Los abajo firmantes damos fe, en nuestra posición de miembro de Terna, Asesor y/o </w:t>
+      </w:r>
+      <w:proofErr w:type="gramStart"/>
+      <w:r>
+        <w:rPr>
+          <w:rFonts w:cs="Times New Roman"/>
+          <w:szCs w:val="24"/>
+          <w:lang w:val="es-HN"/>
+        </w:rPr>
+        <w:t>Jefe</w:t>
+      </w:r>
+      <w:proofErr w:type="gramEnd"/>
+      <w:r>
+        <w:rPr>
+          <w:rFonts w:cs="Times New Roman"/>
+          <w:szCs w:val="24"/>
+          <w:lang w:val="es-HN"/>
+        </w:rPr>
+        <w:t xml:space="preserve"> Académico y en el marco de nuestras responsabilidades adquiridas, que el presente documento cumple con los lineamientos exigidos por la Facultad de Ingeniería y Arquitectura y los requerimientos académicos que la Universidad dispone dentro de los procesos de graduación.</w:t>
       </w:r>
     </w:p>
     <w:p>
@@ -2201,7 +2283,7 @@
           <w:bCs/>
         </w:rPr>
       </w:pPr>
-      <w:bookmarkStart w:id="2" w:name="_Toc244117310"/>
+      <w:bookmarkStart w:id="2" w:name="_Toc244163889"/>
       <w:r>
         <w:rPr>
           <w:b/>
@@ -2310,7 +2392,25 @@
           <w:szCs w:val="24"/>
           <w:lang w:val="es-HN"/>
         </w:rPr>
-        <w:t>A mi madre, Mayra Blanco, por ser mi ejemplo a seguir y el motor que me impulsa a ser mejor cada día de mi vid</w:t>
+        <w:t xml:space="preserve">A mi madre, Mayra Blanco, por ser </w:t>
+      </w:r>
+      <w:proofErr w:type="gramStart"/>
+      <w:r>
+        <w:rPr>
+          <w:rFonts w:cs="Times New Roman"/>
+          <w:szCs w:val="24"/>
+          <w:lang w:val="es-HN"/>
+        </w:rPr>
+        <w:t>mi ejemplo a seguir</w:t>
+      </w:r>
+      <w:proofErr w:type="gramEnd"/>
+      <w:r>
+        <w:rPr>
+          <w:rFonts w:cs="Times New Roman"/>
+          <w:szCs w:val="24"/>
+          <w:lang w:val="es-HN"/>
+        </w:rPr>
+        <w:t xml:space="preserve"> y el motor que me impulsa a ser mejor cada día de mi vid</w:t>
       </w:r>
       <w:r>
         <w:rPr>
@@ -2841,7 +2941,7 @@
           <w:bCs/>
         </w:rPr>
       </w:pPr>
-      <w:bookmarkStart w:id="3" w:name="_Toc244117311"/>
+      <w:bookmarkStart w:id="3" w:name="_Toc244163890"/>
       <w:r>
         <w:rPr>
           <w:b/>
@@ -3146,7 +3246,29 @@
           <w:szCs w:val="24"/>
           <w:lang w:val="es-HN"/>
         </w:rPr>
-        <w:t>TABLERO DE OPERACIONES DE TICKETS Y MOTOR DE TRAGE DEL</w:t>
+        <w:t xml:space="preserve">TABLERO DE OPERACIONES DE </w:t>
+      </w:r>
+      <w:proofErr w:type="gramStart"/>
+      <w:r>
+        <w:rPr>
+          <w:rFonts w:cs="Times New Roman"/>
+          <w:b/>
+          <w:bCs/>
+          <w:szCs w:val="24"/>
+          <w:lang w:val="es-HN"/>
+        </w:rPr>
+        <w:t>TICKETS</w:t>
+      </w:r>
+      <w:proofErr w:type="gramEnd"/>
+      <w:r>
+        <w:rPr>
+          <w:rFonts w:cs="Times New Roman"/>
+          <w:b/>
+          <w:bCs/>
+          <w:szCs w:val="24"/>
+          <w:lang w:val="es-HN"/>
+        </w:rPr>
+        <w:t xml:space="preserve"> Y MOTOR DE TRAGE DEL</w:t>
       </w:r>
       <w:r>
         <w:rPr>
@@ -3253,7 +3375,7 @@
         </w:rPr>
         <w:t xml:space="preserve"> </w:t>
       </w:r>
-      <w:bookmarkStart w:id="4" w:name="_Toc244117312"/>
+      <w:bookmarkStart w:id="4" w:name="_Toc244163891"/>
       <w:r>
         <w:rPr>
           <w:rStyle w:val="Heading1Char"/>
@@ -3290,7 +3412,25 @@
           <w:szCs w:val="24"/>
           <w:lang w:val="es-HN"/>
         </w:rPr>
-        <w:t xml:space="preserve">La presente tesis se centra en el diseño y desarrollo del tablero de operaciones de tickets y motor de </w:t>
+        <w:t xml:space="preserve">La presente tesis se centra en el diseño y desarrollo del tablero de operaciones de </w:t>
+      </w:r>
+      <w:proofErr w:type="gramStart"/>
+      <w:r>
+        <w:rPr>
+          <w:rFonts w:cs="Times New Roman"/>
+          <w:szCs w:val="24"/>
+          <w:lang w:val="es-HN"/>
+        </w:rPr>
+        <w:t>tickets</w:t>
+      </w:r>
+      <w:proofErr w:type="gramEnd"/>
+      <w:r>
+        <w:rPr>
+          <w:rFonts w:cs="Times New Roman"/>
+          <w:szCs w:val="24"/>
+          <w:lang w:val="es-HN"/>
+        </w:rPr>
+        <w:t xml:space="preserve"> y motor de </w:t>
       </w:r>
       <w:proofErr w:type="spellStart"/>
       <w:r>
@@ -3362,7 +3502,25 @@
           <w:szCs w:val="24"/>
           <w:lang w:val="es-HN"/>
         </w:rPr>
-        <w:t xml:space="preserve">. Este  proyecto surge de la necesidad de contar con una herramienta que permita al equipo de operaciones visualizar y dar seguimiento a los tickets de soporte desde una manera centralizada. Facilitando la identificación de los casos que requieran atención prioritaria y así poder reducir el riesgo de incumplir los acuerdos del nivel de servicio </w:t>
+        <w:t xml:space="preserve">. </w:t>
+      </w:r>
+      <w:proofErr w:type="gramStart"/>
+      <w:r>
+        <w:rPr>
+          <w:rFonts w:cs="Times New Roman"/>
+          <w:szCs w:val="24"/>
+          <w:lang w:val="es-HN"/>
+        </w:rPr>
+        <w:t>Este  proyecto</w:t>
+      </w:r>
+      <w:proofErr w:type="gramEnd"/>
+      <w:r>
+        <w:rPr>
+          <w:rFonts w:cs="Times New Roman"/>
+          <w:szCs w:val="24"/>
+          <w:lang w:val="es-HN"/>
+        </w:rPr>
+        <w:t xml:space="preserve"> surge de la necesidad de contar con una herramienta que permita al equipo de operaciones visualizar y dar seguimiento a los tickets de soporte desde una manera centralizada. Facilitando la identificación de los casos que requieran atención prioritaria y así poder reducir el riesgo de incumplir los acuerdos del nivel de servicio </w:t>
       </w:r>
       <w:r>
         <w:rPr>
@@ -3423,6 +3581,7 @@
         <w:t xml:space="preserve">Esta solución se integra con la plataforma de gestión de servicios </w:t>
       </w:r>
       <w:proofErr w:type="spellStart"/>
+      <w:proofErr w:type="gramStart"/>
       <w:r>
         <w:rPr>
           <w:rFonts w:cs="Times New Roman"/>
@@ -3438,7 +3597,16 @@
           <w:szCs w:val="24"/>
           <w:lang w:val="es-HN"/>
         </w:rPr>
-        <w:t xml:space="preserve">,  de la cual se sincronizan periódicamente los tickets, clientes y  técnicos. A partir de estos datos se presenta un tablero </w:t>
+        <w:t>,  de</w:t>
+      </w:r>
+      <w:proofErr w:type="gramEnd"/>
+      <w:r>
+        <w:rPr>
+          <w:rFonts w:cs="Times New Roman"/>
+          <w:szCs w:val="24"/>
+          <w:lang w:val="es-HN"/>
+        </w:rPr>
+        <w:t xml:space="preserve"> la cual se sincronizan periódicamente los tickets, clientes y  técnicos. A partir de estos datos se presenta un tablero </w:t>
       </w:r>
       <w:proofErr w:type="spellStart"/>
       <w:r>
@@ -3456,7 +3624,43 @@
           <w:szCs w:val="24"/>
           <w:lang w:val="es-HN"/>
         </w:rPr>
-        <w:t xml:space="preserve"> que se actualiza en vivo y clasifica automáticamente cada ticket según su estado operativo.  Además,  se incorpora  un motor de reglas que  evalúa condiciones  como ticket sin tomar, tickets en riesgo de incumplimiento de SLA,  falta de respuesta al cliente , y tickets </w:t>
+        <w:t xml:space="preserve"> que se actualiza en vivo y clasifica automáticamente cada </w:t>
+      </w:r>
+      <w:proofErr w:type="gramStart"/>
+      <w:r>
+        <w:rPr>
+          <w:rFonts w:cs="Times New Roman"/>
+          <w:szCs w:val="24"/>
+          <w:lang w:val="es-HN"/>
+        </w:rPr>
+        <w:t>ticket</w:t>
+      </w:r>
+      <w:proofErr w:type="gramEnd"/>
+      <w:r>
+        <w:rPr>
+          <w:rFonts w:cs="Times New Roman"/>
+          <w:szCs w:val="24"/>
+          <w:lang w:val="es-HN"/>
+        </w:rPr>
+        <w:t xml:space="preserve"> según su estado operativo.  </w:t>
+      </w:r>
+      <w:proofErr w:type="gramStart"/>
+      <w:r>
+        <w:rPr>
+          <w:rFonts w:cs="Times New Roman"/>
+          <w:szCs w:val="24"/>
+          <w:lang w:val="es-HN"/>
+        </w:rPr>
+        <w:t>Además,  se</w:t>
+      </w:r>
+      <w:proofErr w:type="gramEnd"/>
+      <w:r>
+        <w:rPr>
+          <w:rFonts w:cs="Times New Roman"/>
+          <w:szCs w:val="24"/>
+          <w:lang w:val="es-HN"/>
+        </w:rPr>
+        <w:t xml:space="preserve"> incorpora  un motor de reglas que  evalúa condiciones  como ticket sin tomar, tickets en riesgo de incumplimiento de SLA,  falta de respuesta al cliente , y tickets </w:t>
       </w:r>
       <w:r>
         <w:rPr>
@@ -3465,7 +3669,25 @@
           <w:lang w:val="es-HN"/>
         </w:rPr>
         <w:lastRenderedPageBreak/>
-        <w:t xml:space="preserve">estancados. Estas condiciones generan alertas  con notificación  por correo electrónico  para que el equipo pueda darle seguimiento a los casos. </w:t>
+        <w:t xml:space="preserve">estancados. Estas condiciones generan </w:t>
+      </w:r>
+      <w:proofErr w:type="gramStart"/>
+      <w:r>
+        <w:rPr>
+          <w:rFonts w:cs="Times New Roman"/>
+          <w:szCs w:val="24"/>
+          <w:lang w:val="es-HN"/>
+        </w:rPr>
+        <w:t>alertas  con</w:t>
+      </w:r>
+      <w:proofErr w:type="gramEnd"/>
+      <w:r>
+        <w:rPr>
+          <w:rFonts w:cs="Times New Roman"/>
+          <w:szCs w:val="24"/>
+          <w:lang w:val="es-HN"/>
+        </w:rPr>
+        <w:t xml:space="preserve"> notificación  por correo electrónico  para que el equipo pueda darle seguimiento a los casos. </w:t>
       </w:r>
     </w:p>
     <w:p>
@@ -3518,7 +3740,43 @@
           <w:szCs w:val="24"/>
           <w:lang w:val="es-HN"/>
         </w:rPr>
-        <w:t xml:space="preserve">. Estas permiten identificar problemas recurrentes a partir de los tickets resueltos, generar borradores de artículos para una base de conocimiento y evaluar el riesgo de escalamiento por cliente, con el fin de identificar aquellos que podrían requerir mayor atención. De esta manera, la herramienta no solo facilita el seguimiento diario de los tickets, sino que también permite aprovechar la información registrada para identificar patrones y anticipar posibles problemas. </w:t>
+        <w:t xml:space="preserve">. Estas permiten identificar problemas recurrentes a partir de los </w:t>
+      </w:r>
+      <w:proofErr w:type="gramStart"/>
+      <w:r>
+        <w:rPr>
+          <w:rFonts w:cs="Times New Roman"/>
+          <w:szCs w:val="24"/>
+          <w:lang w:val="es-HN"/>
+        </w:rPr>
+        <w:t>tickets</w:t>
+      </w:r>
+      <w:proofErr w:type="gramEnd"/>
+      <w:r>
+        <w:rPr>
+          <w:rFonts w:cs="Times New Roman"/>
+          <w:szCs w:val="24"/>
+          <w:lang w:val="es-HN"/>
+        </w:rPr>
+        <w:t xml:space="preserve"> resueltos, generar borradores de artículos para una base de conocimiento y evaluar el riesgo de escalamiento por cliente, con el fin de identificar aquellos que podrían requerir mayor atención. De esta manera, la herramienta no solo facilita el seguimiento diario de los </w:t>
+      </w:r>
+      <w:proofErr w:type="gramStart"/>
+      <w:r>
+        <w:rPr>
+          <w:rFonts w:cs="Times New Roman"/>
+          <w:szCs w:val="24"/>
+          <w:lang w:val="es-HN"/>
+        </w:rPr>
+        <w:t>tickets</w:t>
+      </w:r>
+      <w:proofErr w:type="gramEnd"/>
+      <w:r>
+        <w:rPr>
+          <w:rFonts w:cs="Times New Roman"/>
+          <w:szCs w:val="24"/>
+          <w:lang w:val="es-HN"/>
+        </w:rPr>
+        <w:t xml:space="preserve">, sino que también permite aprovechar la información registrada para identificar patrones y anticipar posibles problemas. </w:t>
       </w:r>
       <w:r>
         <w:rPr>
@@ -3652,7 +3910,25 @@
           <w:szCs w:val="24"/>
           <w:lang w:val="es-HN"/>
         </w:rPr>
-        <w:t>La implementación de esta plataforma busca mejorar el seguimiento de las operaciones del NSOC, facilitar la identificación de los casos prioritarios y proporcionar información útil para la toma de decisiones. En conjunto, el proyecto integra la gestión diaria de los tickets con herramientas de análisis que permiten tener una visión más completa de las operaciones.</w:t>
+        <w:t xml:space="preserve">La implementación de esta plataforma busca mejorar el seguimiento de las operaciones del NSOC, facilitar la identificación de los casos prioritarios y proporcionar información útil para la toma de decisiones. En conjunto, el proyecto integra la gestión diaria de los </w:t>
+      </w:r>
+      <w:proofErr w:type="gramStart"/>
+      <w:r>
+        <w:rPr>
+          <w:rFonts w:cs="Times New Roman"/>
+          <w:szCs w:val="24"/>
+          <w:lang w:val="es-HN"/>
+        </w:rPr>
+        <w:t>tickets</w:t>
+      </w:r>
+      <w:proofErr w:type="gramEnd"/>
+      <w:r>
+        <w:rPr>
+          <w:rFonts w:cs="Times New Roman"/>
+          <w:szCs w:val="24"/>
+          <w:lang w:val="es-HN"/>
+        </w:rPr>
+        <w:t xml:space="preserve"> con herramientas de análisis que permiten tener una visión más completa de las operaciones.</w:t>
       </w:r>
     </w:p>
     <w:p>
@@ -3687,7 +3963,27 @@
           <w:u w:val="single"/>
           <w:lang w:val="es-HN"/>
         </w:rPr>
-        <w:t xml:space="preserve">NSOC, gestión de tickets, motor de </w:t>
+        <w:t xml:space="preserve">NSOC, gestión de </w:t>
+      </w:r>
+      <w:proofErr w:type="gramStart"/>
+      <w:r>
+        <w:rPr>
+          <w:rFonts w:cs="Times New Roman"/>
+          <w:szCs w:val="24"/>
+          <w:u w:val="single"/>
+          <w:lang w:val="es-HN"/>
+        </w:rPr>
+        <w:t>tickets</w:t>
+      </w:r>
+      <w:proofErr w:type="gramEnd"/>
+      <w:r>
+        <w:rPr>
+          <w:rFonts w:cs="Times New Roman"/>
+          <w:szCs w:val="24"/>
+          <w:u w:val="single"/>
+          <w:lang w:val="es-HN"/>
+        </w:rPr>
+        <w:t xml:space="preserve">, motor de </w:t>
       </w:r>
       <w:proofErr w:type="spellStart"/>
       <w:r>
@@ -3963,7 +4259,7 @@
           <w:lang w:val="en-US"/>
         </w:rPr>
       </w:pPr>
-      <w:bookmarkStart w:id="5" w:name="_Toc244117313"/>
+      <w:bookmarkStart w:id="5" w:name="_Toc244163892"/>
       <w:r>
         <w:rPr>
           <w:b/>
@@ -4226,7 +4522,7 @@
           <w:r>
             <w:fldChar w:fldCharType="separate"/>
           </w:r>
-          <w:hyperlink w:anchor="_Toc244117309" w:history="1">
+          <w:hyperlink w:anchor="_Toc244163888" w:history="1">
             <w:r>
               <w:rPr>
                 <w:rStyle w:val="Hyperlink"/>
@@ -4249,7 +4545,7 @@
               <w:rPr>
                 <w:webHidden/>
               </w:rPr>
-              <w:instrText xml:space="preserve"> PAGEREF _Toc244117309 \h </w:instrText>
+              <w:instrText xml:space="preserve"> PAGEREF _Toc244163888 \h </w:instrText>
             </w:r>
             <w:r>
               <w:rPr>
@@ -4289,7 +4585,7 @@
               <w14:ligatures w14:val="standardContextual"/>
             </w:rPr>
           </w:pPr>
-          <w:hyperlink w:anchor="_Toc244117310" w:history="1">
+          <w:hyperlink w:anchor="_Toc244163889" w:history="1">
             <w:r>
               <w:rPr>
                 <w:rStyle w:val="Hyperlink"/>
@@ -4312,7 +4608,7 @@
               <w:rPr>
                 <w:webHidden/>
               </w:rPr>
-              <w:instrText xml:space="preserve"> PAGEREF _Toc244117310 \h </w:instrText>
+              <w:instrText xml:space="preserve"> PAGEREF _Toc244163889 \h </w:instrText>
             </w:r>
             <w:r>
               <w:rPr>
@@ -4352,7 +4648,7 @@
               <w14:ligatures w14:val="standardContextual"/>
             </w:rPr>
           </w:pPr>
-          <w:hyperlink w:anchor="_Toc244117311" w:history="1">
+          <w:hyperlink w:anchor="_Toc244163890" w:history="1">
             <w:r>
               <w:rPr>
                 <w:rStyle w:val="Hyperlink"/>
@@ -4375,7 +4671,7 @@
               <w:rPr>
                 <w:webHidden/>
               </w:rPr>
-              <w:instrText xml:space="preserve"> PAGEREF _Toc244117311 \h </w:instrText>
+              <w:instrText xml:space="preserve"> PAGEREF _Toc244163890 \h </w:instrText>
             </w:r>
             <w:r>
               <w:rPr>
@@ -4415,7 +4711,7 @@
               <w14:ligatures w14:val="standardContextual"/>
             </w:rPr>
           </w:pPr>
-          <w:hyperlink w:anchor="_Toc244117312" w:history="1">
+          <w:hyperlink w:anchor="_Toc244163891" w:history="1">
             <w:r>
               <w:rPr>
                 <w:rStyle w:val="Hyperlink"/>
@@ -4438,7 +4734,7 @@
               <w:rPr>
                 <w:webHidden/>
               </w:rPr>
-              <w:instrText xml:space="preserve"> PAGEREF _Toc244117312 \h </w:instrText>
+              <w:instrText xml:space="preserve"> PAGEREF _Toc244163891 \h </w:instrText>
             </w:r>
             <w:r>
               <w:rPr>
@@ -4478,7 +4774,7 @@
               <w14:ligatures w14:val="standardContextual"/>
             </w:rPr>
           </w:pPr>
-          <w:hyperlink w:anchor="_Toc244117313" w:history="1">
+          <w:hyperlink w:anchor="_Toc244163892" w:history="1">
             <w:r>
               <w:rPr>
                 <w:rStyle w:val="Hyperlink"/>
@@ -4501,7 +4797,7 @@
               <w:rPr>
                 <w:webHidden/>
               </w:rPr>
-              <w:instrText xml:space="preserve"> PAGEREF _Toc244117313 \h </w:instrText>
+              <w:instrText xml:space="preserve"> PAGEREF _Toc244163892 \h </w:instrText>
             </w:r>
             <w:r>
               <w:rPr>
@@ -4541,12 +4837,12 @@
               <w14:ligatures w14:val="standardContextual"/>
             </w:rPr>
           </w:pPr>
-          <w:hyperlink w:anchor="_Toc244117314" w:history="1">
+          <w:hyperlink w:anchor="_Toc244163893" w:history="1">
             <w:r>
               <w:rPr>
                 <w:rStyle w:val="Hyperlink"/>
               </w:rPr>
-              <w:t>Glosario</w:t>
+              <w:t>Índice de Tablas</w:t>
             </w:r>
             <w:r>
               <w:rPr>
@@ -4564,7 +4860,7 @@
               <w:rPr>
                 <w:webHidden/>
               </w:rPr>
-              <w:instrText xml:space="preserve"> PAGEREF _Toc244117314 \h </w:instrText>
+              <w:instrText xml:space="preserve"> PAGEREF _Toc244163893 \h </w:instrText>
             </w:r>
             <w:r>
               <w:rPr>
@@ -4604,12 +4900,12 @@
               <w14:ligatures w14:val="standardContextual"/>
             </w:rPr>
           </w:pPr>
-          <w:hyperlink w:anchor="_Toc244117315" w:history="1">
+          <w:hyperlink w:anchor="_Toc244163894" w:history="1">
             <w:r>
               <w:rPr>
                 <w:rStyle w:val="Hyperlink"/>
               </w:rPr>
-              <w:t>Capitulo I. Introducción</w:t>
+              <w:t>Glosario</w:t>
             </w:r>
             <w:r>
               <w:rPr>
@@ -4627,7 +4923,7 @@
               <w:rPr>
                 <w:webHidden/>
               </w:rPr>
-              <w:instrText xml:space="preserve"> PAGEREF _Toc244117315 \h </w:instrText>
+              <w:instrText xml:space="preserve"> PAGEREF _Toc244163894 \h </w:instrText>
             </w:r>
             <w:r>
               <w:rPr>
@@ -4644,7 +4940,7 @@
               <w:rPr>
                 <w:webHidden/>
               </w:rPr>
-              <w:t>20</w:t>
+              <w:t>17</w:t>
             </w:r>
             <w:r>
               <w:rPr>
@@ -4667,12 +4963,12 @@
               <w14:ligatures w14:val="standardContextual"/>
             </w:rPr>
           </w:pPr>
-          <w:hyperlink w:anchor="_Toc244117316" w:history="1">
+          <w:hyperlink w:anchor="_Toc244163895" w:history="1">
             <w:r>
               <w:rPr>
                 <w:rStyle w:val="Hyperlink"/>
               </w:rPr>
-              <w:t>Capitulo II. Generalidades de la Empresa</w:t>
+              <w:t>Capitulo I. Introducción</w:t>
             </w:r>
             <w:r>
               <w:rPr>
@@ -4690,7 +4986,7 @@
               <w:rPr>
                 <w:webHidden/>
               </w:rPr>
-              <w:instrText xml:space="preserve"> PAGEREF _Toc244117316 \h </w:instrText>
+              <w:instrText xml:space="preserve"> PAGEREF _Toc244163895 \h </w:instrText>
             </w:r>
             <w:r>
               <w:rPr>
@@ -4707,7 +5003,7 @@
               <w:rPr>
                 <w:webHidden/>
               </w:rPr>
-              <w:t>22</w:t>
+              <w:t>20</w:t>
             </w:r>
             <w:r>
               <w:rPr>
@@ -4730,12 +5026,12 @@
               <w14:ligatures w14:val="standardContextual"/>
             </w:rPr>
           </w:pPr>
-          <w:hyperlink w:anchor="_Toc244117317" w:history="1">
+          <w:hyperlink w:anchor="_Toc244163896" w:history="1">
             <w:r>
               <w:rPr>
                 <w:rStyle w:val="Hyperlink"/>
               </w:rPr>
-              <w:t>Capitulo III. Marco Teórico</w:t>
+              <w:t>Capitulo II. Generalidades de la Empresa</w:t>
             </w:r>
             <w:r>
               <w:rPr>
@@ -4753,7 +5049,7 @@
               <w:rPr>
                 <w:webHidden/>
               </w:rPr>
-              <w:instrText xml:space="preserve"> PAGEREF _Toc244117317 \h </w:instrText>
+              <w:instrText xml:space="preserve"> PAGEREF _Toc244163896 \h </w:instrText>
             </w:r>
             <w:r>
               <w:rPr>
@@ -4793,12 +5089,12 @@
               <w14:ligatures w14:val="standardContextual"/>
             </w:rPr>
           </w:pPr>
-          <w:hyperlink w:anchor="_Toc244117318" w:history="1">
+          <w:hyperlink w:anchor="_Toc244163897" w:history="1">
             <w:r>
               <w:rPr>
                 <w:rStyle w:val="Hyperlink"/>
               </w:rPr>
-              <w:t>Capitulo IV. Metodología</w:t>
+              <w:t>1.Historia</w:t>
             </w:r>
             <w:r>
               <w:rPr>
@@ -4816,7 +5112,7 @@
               <w:rPr>
                 <w:webHidden/>
               </w:rPr>
-              <w:instrText xml:space="preserve"> PAGEREF _Toc244117318 \h </w:instrText>
+              <w:instrText xml:space="preserve"> PAGEREF _Toc244163897 \h </w:instrText>
             </w:r>
             <w:r>
               <w:rPr>
@@ -4856,12 +5152,12 @@
               <w14:ligatures w14:val="standardContextual"/>
             </w:rPr>
           </w:pPr>
-          <w:hyperlink w:anchor="_Toc244117319" w:history="1">
+          <w:hyperlink w:anchor="_Toc244163898" w:history="1">
             <w:r>
               <w:rPr>
                 <w:rStyle w:val="Hyperlink"/>
               </w:rPr>
-              <w:t>Capitulo V. Descripción del Trabajo Desarrollado</w:t>
+              <w:t>2. Misión</w:t>
             </w:r>
             <w:r>
               <w:rPr>
@@ -4879,7 +5175,7 @@
               <w:rPr>
                 <w:webHidden/>
               </w:rPr>
-              <w:instrText xml:space="preserve"> PAGEREF _Toc244117319 \h </w:instrText>
+              <w:instrText xml:space="preserve"> PAGEREF _Toc244163898 \h </w:instrText>
             </w:r>
             <w:r>
               <w:rPr>
@@ -4919,7 +5215,448 @@
               <w14:ligatures w14:val="standardContextual"/>
             </w:rPr>
           </w:pPr>
-          <w:hyperlink w:anchor="_Toc244117320" w:history="1">
+          <w:hyperlink w:anchor="_Toc244163899" w:history="1">
+            <w:r>
+              <w:rPr>
+                <w:rStyle w:val="Hyperlink"/>
+              </w:rPr>
+              <w:t>3. Organigrama</w:t>
+            </w:r>
+            <w:r>
+              <w:rPr>
+                <w:webHidden/>
+              </w:rPr>
+              <w:tab/>
+            </w:r>
+            <w:r>
+              <w:rPr>
+                <w:webHidden/>
+              </w:rPr>
+              <w:fldChar w:fldCharType="begin"/>
+            </w:r>
+            <w:r>
+              <w:rPr>
+                <w:webHidden/>
+              </w:rPr>
+              <w:instrText xml:space="preserve"> PAGEREF _Toc244163899 \h </w:instrText>
+            </w:r>
+            <w:r>
+              <w:rPr>
+                <w:webHidden/>
+              </w:rPr>
+            </w:r>
+            <w:r>
+              <w:rPr>
+                <w:webHidden/>
+              </w:rPr>
+              <w:fldChar w:fldCharType="separate"/>
+            </w:r>
+            <w:r>
+              <w:rPr>
+                <w:webHidden/>
+              </w:rPr>
+              <w:t>22</w:t>
+            </w:r>
+            <w:r>
+              <w:rPr>
+                <w:webHidden/>
+              </w:rPr>
+              <w:fldChar w:fldCharType="end"/>
+            </w:r>
+          </w:hyperlink>
+        </w:p>
+        <w:p>
+          <w:pPr>
+            <w:pStyle w:val="TOC1"/>
+            <w:rPr>
+              <w:rFonts w:asciiTheme="minorHAnsi" w:eastAsiaTheme="minorEastAsia" w:hAnsiTheme="minorHAnsi"/>
+              <w:b w:val="0"/>
+              <w:bCs w:val="0"/>
+              <w:kern w:val="2"/>
+              <w:szCs w:val="24"/>
+              <w:lang w:val="es-HN" w:eastAsia="es-HN"/>
+              <w14:ligatures w14:val="standardContextual"/>
+            </w:rPr>
+          </w:pPr>
+          <w:hyperlink w:anchor="_Toc244163900" w:history="1">
+            <w:r>
+              <w:rPr>
+                <w:rStyle w:val="Hyperlink"/>
+              </w:rPr>
+              <w:t>4. Objetivos</w:t>
+            </w:r>
+            <w:r>
+              <w:rPr>
+                <w:webHidden/>
+              </w:rPr>
+              <w:tab/>
+            </w:r>
+            <w:r>
+              <w:rPr>
+                <w:webHidden/>
+              </w:rPr>
+              <w:fldChar w:fldCharType="begin"/>
+            </w:r>
+            <w:r>
+              <w:rPr>
+                <w:webHidden/>
+              </w:rPr>
+              <w:instrText xml:space="preserve"> PAGEREF _Toc244163900 \h </w:instrText>
+            </w:r>
+            <w:r>
+              <w:rPr>
+                <w:webHidden/>
+              </w:rPr>
+            </w:r>
+            <w:r>
+              <w:rPr>
+                <w:webHidden/>
+              </w:rPr>
+              <w:fldChar w:fldCharType="separate"/>
+            </w:r>
+            <w:r>
+              <w:rPr>
+                <w:webHidden/>
+              </w:rPr>
+              <w:t>22</w:t>
+            </w:r>
+            <w:r>
+              <w:rPr>
+                <w:webHidden/>
+              </w:rPr>
+              <w:fldChar w:fldCharType="end"/>
+            </w:r>
+          </w:hyperlink>
+        </w:p>
+        <w:p>
+          <w:pPr>
+            <w:pStyle w:val="TOC1"/>
+            <w:rPr>
+              <w:rFonts w:asciiTheme="minorHAnsi" w:eastAsiaTheme="minorEastAsia" w:hAnsiTheme="minorHAnsi"/>
+              <w:b w:val="0"/>
+              <w:bCs w:val="0"/>
+              <w:kern w:val="2"/>
+              <w:szCs w:val="24"/>
+              <w:lang w:val="es-HN" w:eastAsia="es-HN"/>
+              <w14:ligatures w14:val="standardContextual"/>
+            </w:rPr>
+          </w:pPr>
+          <w:hyperlink w:anchor="_Toc244163901" w:history="1">
+            <w:r>
+              <w:rPr>
+                <w:rStyle w:val="Hyperlink"/>
+              </w:rPr>
+              <w:t>Capitulo III. Marco Teórico</w:t>
+            </w:r>
+            <w:r>
+              <w:rPr>
+                <w:webHidden/>
+              </w:rPr>
+              <w:tab/>
+            </w:r>
+            <w:r>
+              <w:rPr>
+                <w:webHidden/>
+              </w:rPr>
+              <w:fldChar w:fldCharType="begin"/>
+            </w:r>
+            <w:r>
+              <w:rPr>
+                <w:webHidden/>
+              </w:rPr>
+              <w:instrText xml:space="preserve"> PAGEREF _Toc244163901 \h </w:instrText>
+            </w:r>
+            <w:r>
+              <w:rPr>
+                <w:webHidden/>
+              </w:rPr>
+            </w:r>
+            <w:r>
+              <w:rPr>
+                <w:webHidden/>
+              </w:rPr>
+              <w:fldChar w:fldCharType="separate"/>
+            </w:r>
+            <w:r>
+              <w:rPr>
+                <w:webHidden/>
+              </w:rPr>
+              <w:t>23</w:t>
+            </w:r>
+            <w:r>
+              <w:rPr>
+                <w:webHidden/>
+              </w:rPr>
+              <w:fldChar w:fldCharType="end"/>
+            </w:r>
+          </w:hyperlink>
+        </w:p>
+        <w:p>
+          <w:pPr>
+            <w:pStyle w:val="TOC1"/>
+            <w:rPr>
+              <w:rFonts w:asciiTheme="minorHAnsi" w:eastAsiaTheme="minorEastAsia" w:hAnsiTheme="minorHAnsi"/>
+              <w:b w:val="0"/>
+              <w:bCs w:val="0"/>
+              <w:kern w:val="2"/>
+              <w:szCs w:val="24"/>
+              <w:lang w:val="es-HN" w:eastAsia="es-HN"/>
+              <w14:ligatures w14:val="standardContextual"/>
+            </w:rPr>
+          </w:pPr>
+          <w:hyperlink w:anchor="_Toc244163902" w:history="1">
+            <w:r>
+              <w:rPr>
+                <w:rStyle w:val="Hyperlink"/>
+              </w:rPr>
+              <w:t>Capitulo IV. Metodología</w:t>
+            </w:r>
+            <w:r>
+              <w:rPr>
+                <w:webHidden/>
+              </w:rPr>
+              <w:tab/>
+            </w:r>
+            <w:r>
+              <w:rPr>
+                <w:webHidden/>
+              </w:rPr>
+              <w:fldChar w:fldCharType="begin"/>
+            </w:r>
+            <w:r>
+              <w:rPr>
+                <w:webHidden/>
+              </w:rPr>
+              <w:instrText xml:space="preserve"> PAGEREF _Toc244163902 \h </w:instrText>
+            </w:r>
+            <w:r>
+              <w:rPr>
+                <w:webHidden/>
+              </w:rPr>
+            </w:r>
+            <w:r>
+              <w:rPr>
+                <w:webHidden/>
+              </w:rPr>
+              <w:fldChar w:fldCharType="separate"/>
+            </w:r>
+            <w:r>
+              <w:rPr>
+                <w:webHidden/>
+              </w:rPr>
+              <w:t>23</w:t>
+            </w:r>
+            <w:r>
+              <w:rPr>
+                <w:webHidden/>
+              </w:rPr>
+              <w:fldChar w:fldCharType="end"/>
+            </w:r>
+          </w:hyperlink>
+        </w:p>
+        <w:p>
+          <w:pPr>
+            <w:pStyle w:val="TOC1"/>
+            <w:rPr>
+              <w:rFonts w:asciiTheme="minorHAnsi" w:eastAsiaTheme="minorEastAsia" w:hAnsiTheme="minorHAnsi"/>
+              <w:b w:val="0"/>
+              <w:bCs w:val="0"/>
+              <w:kern w:val="2"/>
+              <w:szCs w:val="24"/>
+              <w:lang w:val="es-HN" w:eastAsia="es-HN"/>
+              <w14:ligatures w14:val="standardContextual"/>
+            </w:rPr>
+          </w:pPr>
+          <w:hyperlink w:anchor="_Toc244163903" w:history="1">
+            <w:r>
+              <w:rPr>
+                <w:rStyle w:val="Hyperlink"/>
+              </w:rPr>
+              <w:t>Capitulo V. Descripción del Trabajo Desarrollado</w:t>
+            </w:r>
+            <w:r>
+              <w:rPr>
+                <w:webHidden/>
+              </w:rPr>
+              <w:tab/>
+            </w:r>
+            <w:r>
+              <w:rPr>
+                <w:webHidden/>
+              </w:rPr>
+              <w:fldChar w:fldCharType="begin"/>
+            </w:r>
+            <w:r>
+              <w:rPr>
+                <w:webHidden/>
+              </w:rPr>
+              <w:instrText xml:space="preserve"> PAGEREF _Toc244163903 \h </w:instrText>
+            </w:r>
+            <w:r>
+              <w:rPr>
+                <w:webHidden/>
+              </w:rPr>
+            </w:r>
+            <w:r>
+              <w:rPr>
+                <w:webHidden/>
+              </w:rPr>
+              <w:fldChar w:fldCharType="separate"/>
+            </w:r>
+            <w:r>
+              <w:rPr>
+                <w:webHidden/>
+              </w:rPr>
+              <w:t>23</w:t>
+            </w:r>
+            <w:r>
+              <w:rPr>
+                <w:webHidden/>
+              </w:rPr>
+              <w:fldChar w:fldCharType="end"/>
+            </w:r>
+          </w:hyperlink>
+        </w:p>
+        <w:p>
+          <w:pPr>
+            <w:pStyle w:val="TOC1"/>
+            <w:rPr>
+              <w:rFonts w:asciiTheme="minorHAnsi" w:eastAsiaTheme="minorEastAsia" w:hAnsiTheme="minorHAnsi"/>
+              <w:b w:val="0"/>
+              <w:bCs w:val="0"/>
+              <w:kern w:val="2"/>
+              <w:szCs w:val="24"/>
+              <w:lang w:val="es-HN" w:eastAsia="es-HN"/>
+              <w14:ligatures w14:val="standardContextual"/>
+            </w:rPr>
+          </w:pPr>
+          <w:hyperlink w:anchor="_Toc244163904" w:history="1">
+            <w:r>
+              <w:rPr>
+                <w:rStyle w:val="Hyperlink"/>
+              </w:rPr>
+              <w:t>Capitulo VI.</w:t>
+            </w:r>
+            <w:r>
+              <w:rPr>
+                <w:webHidden/>
+              </w:rPr>
+              <w:tab/>
+            </w:r>
+            <w:r>
+              <w:rPr>
+                <w:webHidden/>
+              </w:rPr>
+              <w:fldChar w:fldCharType="begin"/>
+            </w:r>
+            <w:r>
+              <w:rPr>
+                <w:webHidden/>
+              </w:rPr>
+              <w:instrText xml:space="preserve"> PAGEREF _Toc244163904 \h </w:instrText>
+            </w:r>
+            <w:r>
+              <w:rPr>
+                <w:webHidden/>
+              </w:rPr>
+            </w:r>
+            <w:r>
+              <w:rPr>
+                <w:webHidden/>
+              </w:rPr>
+              <w:fldChar w:fldCharType="separate"/>
+            </w:r>
+            <w:r>
+              <w:rPr>
+                <w:webHidden/>
+              </w:rPr>
+              <w:t>23</w:t>
+            </w:r>
+            <w:r>
+              <w:rPr>
+                <w:webHidden/>
+              </w:rPr>
+              <w:fldChar w:fldCharType="end"/>
+            </w:r>
+          </w:hyperlink>
+        </w:p>
+        <w:p>
+          <w:pPr>
+            <w:pStyle w:val="TOC1"/>
+            <w:rPr>
+              <w:rFonts w:asciiTheme="minorHAnsi" w:eastAsiaTheme="minorEastAsia" w:hAnsiTheme="minorHAnsi"/>
+              <w:b w:val="0"/>
+              <w:bCs w:val="0"/>
+              <w:kern w:val="2"/>
+              <w:szCs w:val="24"/>
+              <w:lang w:val="es-HN" w:eastAsia="es-HN"/>
+              <w14:ligatures w14:val="standardContextual"/>
+            </w:rPr>
+          </w:pPr>
+          <w:hyperlink w:anchor="_Toc244163905" w:history="1">
+            <w:r>
+              <w:rPr>
+                <w:rStyle w:val="Hyperlink"/>
+              </w:rPr>
+              <w:t>Capitulo VII.</w:t>
+            </w:r>
+            <w:r>
+              <w:rPr>
+                <w:webHidden/>
+              </w:rPr>
+              <w:tab/>
+            </w:r>
+            <w:r>
+              <w:rPr>
+                <w:webHidden/>
+              </w:rPr>
+              <w:fldChar w:fldCharType="begin"/>
+            </w:r>
+            <w:r>
+              <w:rPr>
+                <w:webHidden/>
+              </w:rPr>
+              <w:instrText xml:space="preserve"> PAGEREF _Toc244163905 \h </w:instrText>
+            </w:r>
+            <w:r>
+              <w:rPr>
+                <w:webHidden/>
+              </w:rPr>
+            </w:r>
+            <w:r>
+              <w:rPr>
+                <w:webHidden/>
+              </w:rPr>
+              <w:fldChar w:fldCharType="separate"/>
+            </w:r>
+            <w:r>
+              <w:rPr>
+                <w:webHidden/>
+              </w:rPr>
+              <w:t>23</w:t>
+            </w:r>
+            <w:r>
+              <w:rPr>
+                <w:webHidden/>
+              </w:rPr>
+              <w:fldChar w:fldCharType="end"/>
+            </w:r>
+          </w:hyperlink>
+        </w:p>
+        <w:p>
+          <w:pPr>
+            <w:pStyle w:val="TOC1"/>
+            <w:rPr>
+              <w:rFonts w:asciiTheme="minorHAnsi" w:eastAsiaTheme="minorEastAsia" w:hAnsiTheme="minorHAnsi"/>
+              <w:b w:val="0"/>
+              <w:bCs w:val="0"/>
+              <w:kern w:val="2"/>
+              <w:szCs w:val="24"/>
+              <w:lang w:val="es-HN" w:eastAsia="es-HN"/>
+              <w14:ligatures w14:val="standardContextual"/>
+            </w:rPr>
+          </w:pPr>
+          <w:hyperlink w:anchor="_Toc244163906" w:history="1">
             <w:r>
               <w:rPr>
                 <w:rStyle w:val="Hyperlink"/>
@@ -4943,7 +5680,7 @@
               <w:rPr>
                 <w:webHidden/>
               </w:rPr>
-              <w:instrText xml:space="preserve"> PAGEREF _Toc244117320 \h </w:instrText>
+              <w:instrText xml:space="preserve"> PAGEREF _Toc244163906 \h </w:instrText>
             </w:r>
             <w:r>
               <w:rPr>
@@ -4960,7 +5697,7 @@
               <w:rPr>
                 <w:webHidden/>
               </w:rPr>
-              <w:t>22</w:t>
+              <w:t>24</w:t>
             </w:r>
             <w:r>
               <w:rPr>
@@ -4979,12 +5716,26 @@
     </w:sdt>
     <w:p>
       <w:pPr>
-        <w:rPr>
-          <w:rFonts w:cs="Times New Roman"/>
-          <w:szCs w:val="24"/>
-          <w:u w:val="single"/>
-        </w:rPr>
-      </w:pPr>
+        <w:pStyle w:val="Heading1"/>
+        <w:jc w:val="center"/>
+        <w:rPr>
+          <w:b/>
+          <w:bCs/>
+          <w:sz w:val="32"/>
+          <w:szCs w:val="32"/>
+        </w:rPr>
+      </w:pPr>
+      <w:bookmarkStart w:id="6" w:name="_Toc244163893"/>
+      <w:r>
+        <w:rPr>
+          <w:b/>
+          <w:bCs/>
+          <w:sz w:val="32"/>
+          <w:szCs w:val="32"/>
+        </w:rPr>
+        <w:t>Índice de Tablas</w:t>
+      </w:r>
+      <w:bookmarkEnd w:id="6"/>
     </w:p>
     <w:p>
       <w:pPr>
@@ -5084,6 +5835,7 @@
           <w:rFonts w:cs="Times New Roman"/>
           <w:szCs w:val="24"/>
           <w:u w:val="single"/>
+          <w:lang w:val="es-HN"/>
         </w:rPr>
       </w:pPr>
       <w:r>
@@ -5099,6 +5851,7 @@
           <w:rFonts w:cs="Times New Roman"/>
           <w:szCs w:val="24"/>
           <w:u w:val="single"/>
+          <w:lang w:val="es-HN"/>
         </w:rPr>
         <w:t xml:space="preserve"> </w:t>
       </w:r>
@@ -5115,6 +5868,136 @@
     </w:p>
     <w:p>
       <w:pPr>
+        <w:rPr>
+          <w:rFonts w:cs="Times New Roman"/>
+          <w:szCs w:val="24"/>
+          <w:u w:val="single"/>
+          <w:lang w:val="es-HN"/>
+        </w:rPr>
+      </w:pPr>
+    </w:p>
+    <w:p>
+      <w:pPr>
+        <w:rPr>
+          <w:rFonts w:cs="Times New Roman"/>
+          <w:szCs w:val="24"/>
+          <w:u w:val="single"/>
+          <w:lang w:val="es-HN"/>
+        </w:rPr>
+      </w:pPr>
+    </w:p>
+    <w:p>
+      <w:pPr>
+        <w:rPr>
+          <w:rFonts w:cs="Times New Roman"/>
+          <w:szCs w:val="24"/>
+          <w:u w:val="single"/>
+          <w:lang w:val="es-HN"/>
+        </w:rPr>
+      </w:pPr>
+    </w:p>
+    <w:p>
+      <w:pPr>
+        <w:rPr>
+          <w:rFonts w:cs="Times New Roman"/>
+          <w:szCs w:val="24"/>
+          <w:u w:val="single"/>
+          <w:lang w:val="es-HN"/>
+        </w:rPr>
+      </w:pPr>
+    </w:p>
+    <w:p>
+      <w:pPr>
+        <w:rPr>
+          <w:rFonts w:cs="Times New Roman"/>
+          <w:szCs w:val="24"/>
+          <w:u w:val="single"/>
+          <w:lang w:val="es-HN"/>
+        </w:rPr>
+      </w:pPr>
+    </w:p>
+    <w:p>
+      <w:pPr>
+        <w:rPr>
+          <w:rFonts w:cs="Times New Roman"/>
+          <w:szCs w:val="24"/>
+          <w:u w:val="single"/>
+          <w:lang w:val="es-HN"/>
+        </w:rPr>
+      </w:pPr>
+    </w:p>
+    <w:p>
+      <w:pPr>
+        <w:rPr>
+          <w:rFonts w:cs="Times New Roman"/>
+          <w:szCs w:val="24"/>
+          <w:u w:val="single"/>
+          <w:lang w:val="es-HN"/>
+        </w:rPr>
+      </w:pPr>
+    </w:p>
+    <w:p>
+      <w:pPr>
+        <w:rPr>
+          <w:rFonts w:cs="Times New Roman"/>
+          <w:szCs w:val="24"/>
+          <w:u w:val="single"/>
+          <w:lang w:val="es-HN"/>
+        </w:rPr>
+      </w:pPr>
+    </w:p>
+    <w:p>
+      <w:pPr>
+        <w:rPr>
+          <w:rFonts w:cs="Times New Roman"/>
+          <w:szCs w:val="24"/>
+          <w:u w:val="single"/>
+          <w:lang w:val="es-HN"/>
+        </w:rPr>
+      </w:pPr>
+    </w:p>
+    <w:p>
+      <w:pPr>
+        <w:rPr>
+          <w:rFonts w:cs="Times New Roman"/>
+          <w:szCs w:val="24"/>
+          <w:u w:val="single"/>
+          <w:lang w:val="es-HN"/>
+        </w:rPr>
+      </w:pPr>
+    </w:p>
+    <w:p>
+      <w:pPr>
+        <w:rPr>
+          <w:rFonts w:cs="Times New Roman"/>
+          <w:szCs w:val="24"/>
+          <w:u w:val="single"/>
+          <w:lang w:val="es-HN"/>
+        </w:rPr>
+      </w:pPr>
+    </w:p>
+    <w:p>
+      <w:pPr>
+        <w:rPr>
+          <w:rFonts w:cs="Times New Roman"/>
+          <w:szCs w:val="24"/>
+          <w:u w:val="single"/>
+          <w:lang w:val="es-HN"/>
+        </w:rPr>
+      </w:pPr>
+    </w:p>
+    <w:p>
+      <w:pPr>
+        <w:rPr>
+          <w:rFonts w:cs="Times New Roman"/>
+          <w:szCs w:val="24"/>
+          <w:u w:val="single"/>
+          <w:lang w:val="es-HN"/>
+        </w:rPr>
+      </w:pPr>
+    </w:p>
+    <w:p>
+      <w:pPr>
         <w:ind w:firstLine="0"/>
         <w:rPr>
           <w:rFonts w:cs="Times New Roman"/>
@@ -5133,7 +6016,7 @@
           <w:bCs/>
         </w:rPr>
       </w:pPr>
-      <w:bookmarkStart w:id="6" w:name="_Toc244117314"/>
+      <w:bookmarkStart w:id="7" w:name="_Toc244163894"/>
       <w:r>
         <w:rPr>
           <w:b/>
@@ -5142,7 +6025,7 @@
         <w:lastRenderedPageBreak/>
         <w:t>Glosario</w:t>
       </w:r>
-      <w:bookmarkEnd w:id="6"/>
+      <w:bookmarkEnd w:id="7"/>
     </w:p>
     <w:p>
       <w:pPr>
@@ -5254,7 +6137,21 @@
         <w:rPr>
           <w:lang w:val="es-US"/>
         </w:rPr>
-        <w:t>, utilizada por proveedores de servicios de TI para gestionar sus operaciones, como los tickets, los contratos y los proyectos de sus clientes (</w:t>
+        <w:t xml:space="preserve">, utilizada por proveedores de servicios de TI para gestionar sus operaciones, como los </w:t>
+      </w:r>
+      <w:proofErr w:type="gramStart"/>
+      <w:r>
+        <w:rPr>
+          <w:lang w:val="es-US"/>
+        </w:rPr>
+        <w:t>tickets</w:t>
+      </w:r>
+      <w:proofErr w:type="gramEnd"/>
+      <w:r>
+        <w:rPr>
+          <w:lang w:val="es-US"/>
+        </w:rPr>
+        <w:t>, los contratos y los proyectos de sus clientes (</w:t>
       </w:r>
       <w:proofErr w:type="spellStart"/>
       <w:r>
@@ -5368,7 +6265,25 @@
           <w:bCs/>
           <w:lang w:val="es-US"/>
         </w:rPr>
-        <w:t>• Gestión de tickets:</w:t>
+        <w:t xml:space="preserve">• Gestión de </w:t>
+      </w:r>
+      <w:proofErr w:type="gramStart"/>
+      <w:r>
+        <w:rPr>
+          <w:b/>
+          <w:bCs/>
+          <w:lang w:val="es-US"/>
+        </w:rPr>
+        <w:t>tickets</w:t>
+      </w:r>
+      <w:proofErr w:type="gramEnd"/>
+      <w:r>
+        <w:rPr>
+          <w:b/>
+          <w:bCs/>
+          <w:lang w:val="es-US"/>
+        </w:rPr>
+        <w:t>:</w:t>
       </w:r>
       <w:r>
         <w:rPr>
@@ -5549,7 +6464,21 @@
         <w:rPr>
           <w:lang w:val="es-US"/>
         </w:rPr>
-        <w:t xml:space="preserve"> de tickets, es decir, la clasificación y priorización de las solicitudes conforme llegan para dirigirlas a la persona adecuada (Front, s. f.).</w:t>
+        <w:t xml:space="preserve"> de </w:t>
+      </w:r>
+      <w:proofErr w:type="gramStart"/>
+      <w:r>
+        <w:rPr>
+          <w:lang w:val="es-US"/>
+        </w:rPr>
+        <w:t>tickets</w:t>
+      </w:r>
+      <w:proofErr w:type="gramEnd"/>
+      <w:r>
+        <w:rPr>
+          <w:lang w:val="es-US"/>
+        </w:rPr>
+        <w:t>, es decir, la clasificación y priorización de las solicitudes conforme llegan para dirigirlas a la persona adecuada (Front, s. f.).</w:t>
       </w:r>
     </w:p>
     <w:p>
@@ -6030,7 +6959,7 @@
           <w:bCs/>
         </w:rPr>
       </w:pPr>
-      <w:bookmarkStart w:id="7" w:name="_Toc244117315"/>
+      <w:bookmarkStart w:id="8" w:name="_Toc244163895"/>
       <w:r>
         <w:rPr>
           <w:b/>
@@ -6039,7 +6968,7 @@
         <w:lastRenderedPageBreak/>
         <w:t>Capitulo I. Introducción</w:t>
       </w:r>
-      <w:bookmarkEnd w:id="7"/>
+      <w:bookmarkEnd w:id="8"/>
     </w:p>
     <w:p>
       <w:pPr>
@@ -6180,7 +7109,21 @@
         <w:rPr>
           <w:lang w:val="es-US"/>
         </w:rPr>
-        <w:t xml:space="preserve">el proyecto denominado “Tablero de Operaciones de Tickets y Motor de </w:t>
+        <w:t xml:space="preserve">el proyecto denominado “Tablero de Operaciones de </w:t>
+      </w:r>
+      <w:proofErr w:type="gramStart"/>
+      <w:r>
+        <w:rPr>
+          <w:lang w:val="es-US"/>
+        </w:rPr>
+        <w:t>Tickets</w:t>
+      </w:r>
+      <w:proofErr w:type="gramEnd"/>
+      <w:r>
+        <w:rPr>
+          <w:lang w:val="es-US"/>
+        </w:rPr>
+        <w:t xml:space="preserve"> y Motor de </w:t>
       </w:r>
       <w:proofErr w:type="spellStart"/>
       <w:r>
@@ -6206,7 +7149,21 @@
         <w:rPr>
           <w:lang w:val="es-US"/>
         </w:rPr>
-        <w:t xml:space="preserve">rientando a fortalecer la gestión y el seguimiento de tickets dentro de las operaciones </w:t>
+        <w:t xml:space="preserve">rientando a fortalecer la gestión y el seguimiento de </w:t>
+      </w:r>
+      <w:proofErr w:type="gramStart"/>
+      <w:r>
+        <w:rPr>
+          <w:lang w:val="es-US"/>
+        </w:rPr>
+        <w:t>tickets</w:t>
+      </w:r>
+      <w:proofErr w:type="gramEnd"/>
+      <w:r>
+        <w:rPr>
+          <w:lang w:val="es-US"/>
+        </w:rPr>
+        <w:t xml:space="preserve"> dentro de las operaciones </w:t>
       </w:r>
       <w:r>
         <w:rPr>
@@ -6243,7 +7200,35 @@
         <w:rPr>
           <w:lang w:val="es-HN"/>
         </w:rPr>
-        <w:t xml:space="preserve">Este proyecto surgió de la necesidad de contar con una herramienta que permitiera al equipo de operaciones visualizar y dar seguimiento a los tickets de soporte de forma centralizada, facilitando la identificación de los casos que requieren atención prioritaria. Aunque la gestión de tickets se realiza mediante </w:t>
+        <w:t xml:space="preserve">Este proyecto surgió de la necesidad de contar con una herramienta que permitiera al equipo de operaciones visualizar y dar seguimiento a los </w:t>
+      </w:r>
+      <w:proofErr w:type="gramStart"/>
+      <w:r>
+        <w:rPr>
+          <w:lang w:val="es-HN"/>
+        </w:rPr>
+        <w:t>tickets</w:t>
+      </w:r>
+      <w:proofErr w:type="gramEnd"/>
+      <w:r>
+        <w:rPr>
+          <w:lang w:val="es-HN"/>
+        </w:rPr>
+        <w:t xml:space="preserve"> de soporte de forma centralizada, facilitando la identificación de los casos que requieren atención prioritaria. Aunque la gestión de </w:t>
+      </w:r>
+      <w:proofErr w:type="gramStart"/>
+      <w:r>
+        <w:rPr>
+          <w:lang w:val="es-HN"/>
+        </w:rPr>
+        <w:t>tickets</w:t>
+      </w:r>
+      <w:proofErr w:type="gramEnd"/>
+      <w:r>
+        <w:rPr>
+          <w:lang w:val="es-HN"/>
+        </w:rPr>
+        <w:t xml:space="preserve"> se realiza mediante </w:t>
       </w:r>
       <w:proofErr w:type="spellStart"/>
       <w:r>
@@ -6292,7 +7277,49 @@
         <w:rPr>
           <w:lang w:val="es-HN"/>
         </w:rPr>
-        <w:t xml:space="preserve">, de la cual se sincronizan periódicamente los tickets, clientes y técnicos. A partir de esta información, se presenta un tablero Kanban que permite visualizar y clasificar los tickets según su estado operativo. Además, incorpora un motor de reglas que genera alertas relacionadas con los tickets asignados a los técnicos y un motor de </w:t>
+        <w:t xml:space="preserve">, de la cual se sincronizan periódicamente los </w:t>
+      </w:r>
+      <w:proofErr w:type="gramStart"/>
+      <w:r>
+        <w:rPr>
+          <w:lang w:val="es-HN"/>
+        </w:rPr>
+        <w:t>tickets</w:t>
+      </w:r>
+      <w:proofErr w:type="gramEnd"/>
+      <w:r>
+        <w:rPr>
+          <w:lang w:val="es-HN"/>
+        </w:rPr>
+        <w:t xml:space="preserve">, clientes y técnicos. A partir de esta información, se presenta un tablero Kanban que permite visualizar y clasificar los </w:t>
+      </w:r>
+      <w:proofErr w:type="gramStart"/>
+      <w:r>
+        <w:rPr>
+          <w:lang w:val="es-HN"/>
+        </w:rPr>
+        <w:t>tickets</w:t>
+      </w:r>
+      <w:proofErr w:type="gramEnd"/>
+      <w:r>
+        <w:rPr>
+          <w:lang w:val="es-HN"/>
+        </w:rPr>
+        <w:t xml:space="preserve"> según su estado operativo. Además, incorpora un motor de reglas que genera alertas relacionadas con los </w:t>
+      </w:r>
+      <w:proofErr w:type="gramStart"/>
+      <w:r>
+        <w:rPr>
+          <w:lang w:val="es-HN"/>
+        </w:rPr>
+        <w:t>tickets</w:t>
+      </w:r>
+      <w:proofErr w:type="gramEnd"/>
+      <w:r>
+        <w:rPr>
+          <w:lang w:val="es-HN"/>
+        </w:rPr>
+        <w:t xml:space="preserve"> asignados a los técnicos y un motor de </w:t>
       </w:r>
       <w:proofErr w:type="spellStart"/>
       <w:r>
@@ -6519,7 +7546,7 @@
           <w:bCs/>
         </w:rPr>
       </w:pPr>
-      <w:bookmarkStart w:id="8" w:name="_Toc244117316"/>
+      <w:bookmarkStart w:id="9" w:name="_Toc244163896"/>
       <w:r>
         <w:rPr>
           <w:b/>
@@ -6527,7 +7554,7 @@
         </w:rPr>
         <w:t>Capitulo II. Generalidades de la Empresa</w:t>
       </w:r>
-      <w:bookmarkEnd w:id="8"/>
+      <w:bookmarkEnd w:id="9"/>
     </w:p>
     <w:p>
       <w:pPr>
@@ -6535,9 +7562,122 @@
         <w:rPr>
           <w:b/>
           <w:bCs/>
-        </w:rPr>
-      </w:pPr>
-      <w:bookmarkStart w:id="9" w:name="_Toc244117317"/>
+          <w:sz w:val="32"/>
+          <w:szCs w:val="32"/>
+        </w:rPr>
+      </w:pPr>
+      <w:bookmarkStart w:id="10" w:name="_Toc244163897"/>
+      <w:r>
+        <w:rPr>
+          <w:b/>
+          <w:bCs/>
+          <w:sz w:val="32"/>
+          <w:szCs w:val="32"/>
+        </w:rPr>
+        <w:t>1.</w:t>
+      </w:r>
+      <w:r>
+        <w:rPr>
+          <w:b/>
+          <w:bCs/>
+          <w:sz w:val="32"/>
+          <w:szCs w:val="32"/>
+        </w:rPr>
+        <w:t>Historia</w:t>
+      </w:r>
+      <w:bookmarkEnd w:id="10"/>
+    </w:p>
+    <w:p>
+      <w:pPr>
+        <w:pStyle w:val="Heading1"/>
+        <w:rPr>
+          <w:b/>
+          <w:bCs/>
+          <w:sz w:val="32"/>
+          <w:szCs w:val="32"/>
+        </w:rPr>
+      </w:pPr>
+      <w:bookmarkStart w:id="11" w:name="_Toc244163898"/>
+      <w:r>
+        <w:rPr>
+          <w:b/>
+          <w:bCs/>
+          <w:sz w:val="32"/>
+          <w:szCs w:val="32"/>
+        </w:rPr>
+        <w:t>2. Misión</w:t>
+      </w:r>
+      <w:bookmarkEnd w:id="11"/>
+      <w:r>
+        <w:rPr>
+          <w:b/>
+          <w:bCs/>
+          <w:sz w:val="32"/>
+          <w:szCs w:val="32"/>
+        </w:rPr>
+        <w:t xml:space="preserve"> </w:t>
+      </w:r>
+    </w:p>
+    <w:p>
+      <w:pPr>
+        <w:pStyle w:val="Heading1"/>
+        <w:rPr>
+          <w:b/>
+          <w:bCs/>
+          <w:sz w:val="32"/>
+          <w:szCs w:val="32"/>
+        </w:rPr>
+      </w:pPr>
+      <w:bookmarkStart w:id="12" w:name="_Toc244163899"/>
+      <w:r>
+        <w:rPr>
+          <w:b/>
+          <w:bCs/>
+          <w:sz w:val="32"/>
+          <w:szCs w:val="32"/>
+        </w:rPr>
+        <w:t>3. Organigrama</w:t>
+      </w:r>
+      <w:bookmarkEnd w:id="12"/>
+    </w:p>
+    <w:p>
+      <w:pPr>
+        <w:pStyle w:val="Heading1"/>
+        <w:rPr>
+          <w:b/>
+          <w:bCs/>
+          <w:sz w:val="32"/>
+          <w:szCs w:val="32"/>
+        </w:rPr>
+      </w:pPr>
+      <w:bookmarkStart w:id="13" w:name="_Toc244163900"/>
+      <w:r>
+        <w:rPr>
+          <w:b/>
+          <w:bCs/>
+          <w:sz w:val="32"/>
+          <w:szCs w:val="32"/>
+        </w:rPr>
+        <w:t>4. Objetivos</w:t>
+      </w:r>
+      <w:bookmarkEnd w:id="13"/>
+    </w:p>
+    <w:p>
+      <w:pPr>
+        <w:rPr>
+          <w:lang w:val="es-US"/>
+        </w:rPr>
+      </w:pPr>
+    </w:p>
+    <w:p>
+      <w:pPr>
+        <w:pStyle w:val="Heading1"/>
+        <w:rPr>
+          <w:b/>
+          <w:bCs/>
+        </w:rPr>
+      </w:pPr>
+      <w:bookmarkStart w:id="14" w:name="_Toc244163901"/>
       <w:r>
         <w:rPr>
           <w:b/>
@@ -6545,7 +7685,7 @@
         </w:rPr>
         <w:t>Capitulo III. Marco Teórico</w:t>
       </w:r>
-      <w:bookmarkEnd w:id="9"/>
+      <w:bookmarkEnd w:id="14"/>
     </w:p>
     <w:p>
       <w:pPr>
@@ -6555,7 +7695,7 @@
           <w:bCs/>
         </w:rPr>
       </w:pPr>
-      <w:bookmarkStart w:id="10" w:name="_Toc244117318"/>
+      <w:bookmarkStart w:id="15" w:name="_Toc244163902"/>
       <w:r>
         <w:rPr>
           <w:b/>
@@ -6563,7 +7703,7 @@
         </w:rPr>
         <w:t>Capitulo IV. Metodología</w:t>
       </w:r>
-      <w:bookmarkEnd w:id="10"/>
+      <w:bookmarkEnd w:id="15"/>
       <w:r>
         <w:rPr>
           <w:b/>
@@ -6580,7 +7720,7 @@
           <w:bCs/>
         </w:rPr>
       </w:pPr>
-      <w:bookmarkStart w:id="11" w:name="_Toc244117319"/>
+      <w:bookmarkStart w:id="16" w:name="_Toc244163903"/>
       <w:r>
         <w:rPr>
           <w:b/>
@@ -6595,7 +7735,7 @@
         </w:rPr>
         <w:t>Desarrollado</w:t>
       </w:r>
-      <w:bookmarkEnd w:id="11"/>
+      <w:bookmarkEnd w:id="16"/>
     </w:p>
     <w:p>
       <w:pPr>
@@ -6605,18 +7745,28 @@
           <w:bCs/>
         </w:rPr>
       </w:pPr>
-      <w:r>
-        <w:rPr>
-          <w:b/>
-          <w:bCs/>
-        </w:rPr>
-        <w:t xml:space="preserve">Capitulo VI. </w:t>
+      <w:bookmarkStart w:id="17" w:name="_Toc244163904"/>
+      <w:r>
+        <w:rPr>
+          <w:b/>
+          <w:bCs/>
+        </w:rPr>
+        <w:t>Capitulo VI.</w:t>
+      </w:r>
+      <w:bookmarkEnd w:id="17"/>
+      <w:r>
+        <w:rPr>
+          <w:b/>
+          <w:bCs/>
+        </w:rPr>
+        <w:t xml:space="preserve"> </w:t>
       </w:r>
     </w:p>
     <w:p>
       <w:pPr>
         <w:pStyle w:val="Heading1"/>
       </w:pPr>
+      <w:bookmarkStart w:id="18" w:name="_Toc244163905"/>
       <w:r>
         <w:rPr>
           <w:b/>
@@ -6624,6 +7774,7 @@
         </w:rPr>
         <w:t>Capitulo VII.</w:t>
       </w:r>
+      <w:bookmarkEnd w:id="18"/>
       <w:r>
         <w:t xml:space="preserve"> </w:t>
       </w:r>
@@ -6640,41 +7791,47 @@
         <w:pStyle w:val="Caption"/>
         <w:keepNext/>
       </w:pPr>
-      <w:bookmarkStart w:id="12" w:name="_Toc244162913"/>
+      <w:bookmarkStart w:id="19" w:name="_Toc244162913"/>
+      <w:r>
+        <w:rPr>
+          <w:lang w:val="es-HN"/>
+        </w:rPr>
+        <w:lastRenderedPageBreak/>
+        <w:t xml:space="preserve">Tabla </w:t>
+      </w:r>
+      <w:r>
+        <w:fldChar w:fldCharType="begin"/>
+      </w:r>
+      <w:r>
+        <w:rPr>
+          <w:lang w:val="es-HN"/>
+        </w:rPr>
+        <w:instrText xml:space="preserve"> SEQ Tabla \* ARABIC </w:instrText>
+      </w:r>
+      <w:r>
+        <w:fldChar w:fldCharType="separate"/>
+      </w:r>
+      <w:r>
+        <w:rPr>
+          <w:noProof/>
+          <w:lang w:val="es-HN"/>
+        </w:rPr>
+        <w:t>1</w:t>
+      </w:r>
+      <w:r>
+        <w:fldChar w:fldCharType="end"/>
+      </w:r>
+      <w:r>
+        <w:rPr>
+          <w:lang w:val="es-HN"/>
+        </w:rPr>
+        <w:t xml:space="preserve">. </w:t>
+      </w:r>
       <w:proofErr w:type="spellStart"/>
       <w:r>
-        <w:t>Tabla</w:t>
-      </w:r>
-      <w:proofErr w:type="spellEnd"/>
-      <w:r>
-        <w:t xml:space="preserve"> </w:t>
-      </w:r>
-      <w:r>
-        <w:fldChar w:fldCharType="begin"/>
-      </w:r>
-      <w:r>
-        <w:instrText xml:space="preserve"> SEQ Tabla \* ARABIC </w:instrText>
-      </w:r>
-      <w:r>
-        <w:fldChar w:fldCharType="separate"/>
-      </w:r>
-      <w:r>
-        <w:rPr>
-          <w:noProof/>
-        </w:rPr>
-        <w:t>1</w:t>
-      </w:r>
-      <w:r>
-        <w:fldChar w:fldCharType="end"/>
-      </w:r>
-      <w:r>
-        <w:t xml:space="preserve">. </w:t>
-      </w:r>
-      <w:proofErr w:type="spellStart"/>
-      <w:r>
         <w:t>Pendiente</w:t>
       </w:r>
-      <w:bookmarkEnd w:id="12"/>
+      <w:bookmarkEnd w:id="19"/>
       <w:proofErr w:type="spellEnd"/>
     </w:p>
     <w:tbl>
@@ -6824,7 +7981,42 @@
         <w:br/>
       </w:r>
     </w:p>
-    <w:bookmarkStart w:id="13" w:name="_Toc244117320" w:displacedByCustomXml="next"/>
+    <w:p>
+      <w:pPr>
+        <w:rPr>
+          <w:lang w:val="es-US"/>
+        </w:rPr>
+      </w:pPr>
+    </w:p>
+    <w:p>
+      <w:pPr>
+        <w:rPr>
+          <w:lang w:val="es-US"/>
+        </w:rPr>
+      </w:pPr>
+    </w:p>
+    <w:p>
+      <w:pPr>
+        <w:rPr>
+          <w:lang w:val="es-US"/>
+        </w:rPr>
+      </w:pPr>
+    </w:p>
+    <w:p>
+      <w:pPr>
+        <w:rPr>
+          <w:lang w:val="es-US"/>
+        </w:rPr>
+      </w:pPr>
+    </w:p>
+    <w:p>
+      <w:pPr>
+        <w:rPr>
+          <w:lang w:val="es-US"/>
+        </w:rPr>
+      </w:pPr>
+    </w:p>
+    <w:bookmarkStart w:id="20" w:name="_Toc244163906" w:displacedByCustomXml="next"/>
     <w:sdt>
       <w:sdtPr>
         <w:rPr>
@@ -6858,7 +8050,7 @@
             </w:rPr>
             <w:t>Bibliografia</w:t>
           </w:r>
-          <w:bookmarkEnd w:id="13"/>
+          <w:bookmarkEnd w:id="20"/>
         </w:p>
         <w:sdt>
           <w:sdtPr>
@@ -7035,7 +8227,6 @@
                 </w:rPr>
               </w:pPr>
               <w:r>
-                <w:lastRenderedPageBreak/>
                 <w:t xml:space="preserve">Datto. (s. f.). Professional service automation (PSA) archives. </w:t>
               </w:r>
               <w:r>
@@ -7069,6 +8260,7 @@
             </w:p>
             <w:p>
               <w:r>
+                <w:lastRenderedPageBreak/>
                 <w:t xml:space="preserve">Ferguson, D., Bodine-Baron, E. y White, P. (2026). Private industry approaches to network and security operations centers: Best practices for the Department of the Air Force (Expert Insights PE-A3801-1). RAND Corporation. </w:t>
               </w:r>
               <w:hyperlink r:id="rId18" w:history="1">
